--- a/docs/requirements/HISTORIAS DE USUARIO.docx
+++ b/docs/requirements/HISTORIAS DE USUARIO.docx
@@ -393,6 +393,13 @@
     </w:p>
     <w:sdt>
       <w:sdtPr>
+        <w:rPr>
+          <w:rFonts w:asciiTheme="minorHAnsi" w:eastAsiaTheme="minorHAnsi" w:hAnsiTheme="minorHAnsi" w:cstheme="minorBidi"/>
+          <w:color w:val="auto"/>
+          <w:sz w:val="22"/>
+          <w:szCs w:val="22"/>
+          <w:lang w:eastAsia="en-US"/>
+        </w:rPr>
         <w:id w:val="1732267863"/>
         <w:docPartObj>
           <w:docPartGallery w:val="Table of Contents"/>
@@ -401,13 +408,8 @@
       </w:sdtPr>
       <w:sdtEndPr>
         <w:rPr>
-          <w:rFonts w:asciiTheme="minorHAnsi" w:eastAsiaTheme="minorHAnsi" w:hAnsiTheme="minorHAnsi" w:cstheme="minorBidi"/>
           <w:b/>
           <w:bCs/>
-          <w:color w:val="auto"/>
-          <w:sz w:val="22"/>
-          <w:szCs w:val="22"/>
-          <w:lang w:eastAsia="en-US"/>
         </w:rPr>
       </w:sdtEndPr>
       <w:sdtContent>
@@ -1232,6 +1234,74 @@
         </w:tc>
       </w:tr>
       <w:tr>
+        <w:trPr>
+          <w:trHeight w:val="547"/>
+        </w:trPr>
+        <w:tc>
+          <w:tcPr>
+            <w:tcW w:w="8494" w:type="dxa"/>
+            <w:gridSpan w:val="3"/>
+          </w:tcPr>
+          <w:p>
+            <w:r>
+              <w:t>Criterios de aceptación:</w:t>
+            </w:r>
+          </w:p>
+          <w:p>
+            <w:r>
+              <w:t>•</w:t>
+            </w:r>
+            <w:r>
+              <w:t xml:space="preserve"> El sistema debe permitir registrar nuevos clientes, ingresando como mínimo el nombre de la empresa y sus datos de contacto.</w:t>
+            </w:r>
+          </w:p>
+          <w:p>
+            <w:r>
+              <w:t>•</w:t>
+            </w:r>
+            <w:r>
+              <w:t xml:space="preserve"> </w:t>
+            </w:r>
+            <w:r>
+              <w:t>El sistema debe permitir visualizar y consultar la lista de clientes registrados, mostrando su información principal y estado.</w:t>
+            </w:r>
+          </w:p>
+          <w:p>
+            <w:r>
+              <w:t>•</w:t>
+            </w:r>
+            <w:r>
+              <w:t xml:space="preserve"> </w:t>
+            </w:r>
+            <w:r>
+              <w:t>El sistema debe permitir establecer y modificar la prioridad de cada cliente (por ejemplo: Alta, Media o Baja).</w:t>
+            </w:r>
+          </w:p>
+          <w:p>
+            <w:r>
+              <w:t>•</w:t>
+            </w:r>
+            <w:r>
+              <w:t xml:space="preserve"> </w:t>
+            </w:r>
+            <w:r>
+              <w:t>El sistema debe permitir editar la información de un cliente previamente registrado.</w:t>
+            </w:r>
+          </w:p>
+          <w:p>
+            <w:r>
+              <w:t>•</w:t>
+            </w:r>
+            <w:r>
+              <w:t xml:space="preserve"> </w:t>
+            </w:r>
+            <w:r>
+              <w:t>El sistema debe permitir identificar el estado del cliente, diferenciando entre clientes activos y empresas interesadas/potenciales.</w:t>
+            </w:r>
+          </w:p>
+        </w:tc>
+      </w:tr>
+      <w:tr>
         <w:tc>
           <w:tcPr>
             <w:tcW w:w="1129" w:type="dxa"/>
@@ -1317,10 +1387,7 @@
           </w:tcPr>
           <w:p>
             <w:r>
-              <w:t xml:space="preserve">Gestión de </w:t>
-            </w:r>
-            <w:r>
-              <w:t>usuarios</w:t>
+              <w:t>Gestión de usuarios</w:t>
             </w:r>
           </w:p>
         </w:tc>
@@ -1369,16 +1436,84 @@
         </w:tc>
       </w:tr>
       <w:tr>
+        <w:trPr>
+          <w:trHeight w:val="547"/>
+        </w:trPr>
+        <w:tc>
+          <w:tcPr>
+            <w:tcW w:w="8494" w:type="dxa"/>
+            <w:gridSpan w:val="3"/>
+          </w:tcPr>
+          <w:p>
+            <w:r>
+              <w:t>Criterios de aceptación:</w:t>
+            </w:r>
+          </w:p>
+          <w:p>
+            <w:r>
+              <w:t>•</w:t>
+            </w:r>
+            <w:r>
+              <w:t xml:space="preserve"> </w:t>
+            </w:r>
+            <w:r>
+              <w:t>El sistema debe permitir registrar nuevos usuarios, ingresando la información necesaria y asignándoles un rol.</w:t>
+            </w:r>
+          </w:p>
+          <w:p>
+            <w:r>
+              <w:t>•</w:t>
+            </w:r>
+            <w:r>
+              <w:t xml:space="preserve"> </w:t>
+            </w:r>
+            <w:r>
+              <w:t>El sistema debe permitir visualizar, editar y gestionar los usuarios verificados que tienen acceso al sistema.</w:t>
+            </w:r>
+          </w:p>
+          <w:p>
+            <w:r>
+              <w:t>•</w:t>
+            </w:r>
+            <w:r>
+              <w:t xml:space="preserve"> </w:t>
+            </w:r>
+            <w:r>
+              <w:t>El sistema debe permitir asignar y modificar roles y permisos de los usuarios según sus responsabilidades.</w:t>
+            </w:r>
+          </w:p>
+          <w:p>
+            <w:r>
+              <w:t>•</w:t>
+            </w:r>
+            <w:r>
+              <w:t xml:space="preserve"> </w:t>
+            </w:r>
+            <w:r>
+              <w:t>El sistema debe permitir activar o desactivar el acceso de un usuario al sistema.</w:t>
+            </w:r>
+          </w:p>
+          <w:p>
+            <w:r>
+              <w:t>•</w:t>
+            </w:r>
+            <w:r>
+              <w:t xml:space="preserve"> </w:t>
+            </w:r>
+            <w:r>
+              <w:t>El sistema debe validar que solo los usuarios autorizados puedan gestionar otros usuarios y modificar sus roles o permisos.</w:t>
+            </w:r>
+          </w:p>
+        </w:tc>
+      </w:tr>
+      <w:tr>
         <w:tc>
           <w:tcPr>
             <w:tcW w:w="1129" w:type="dxa"/>
           </w:tcPr>
           <w:p>
             <w:r>
-              <w:t xml:space="preserve">Prioridad (1-5): </w:t>
-            </w:r>
-            <w:r>
-              <w:t>5</w:t>
+              <w:t>Prioridad (1-5): 5</w:t>
             </w:r>
           </w:p>
         </w:tc>
@@ -1389,22 +1524,27 @@
           </w:tcPr>
           <w:p>
             <w:r>
-              <w:t>Dependencias:</w:t>
-            </w:r>
-            <w:r>
-              <w:t xml:space="preserve"> Ninguna</w:t>
+              <w:t>Dependencias: Ninguna</w:t>
             </w:r>
           </w:p>
         </w:tc>
       </w:tr>
     </w:tbl>
     <w:p/>
+    <w:p/>
+    <w:p/>
+    <w:p/>
+    <w:p/>
+    <w:p/>
+    <w:p/>
+    <w:p/>
     <w:p>
       <w:pPr>
         <w:pStyle w:val="Ttulo2"/>
       </w:pPr>
       <w:bookmarkStart w:id="6" w:name="_Toc239496195"/>
       <w:r>
+        <w:lastRenderedPageBreak/>
         <w:t>HU-03</w:t>
       </w:r>
       <w:bookmarkEnd w:id="6"/>
@@ -1506,6 +1646,77 @@
         </w:tc>
       </w:tr>
       <w:tr>
+        <w:trPr>
+          <w:trHeight w:val="547"/>
+        </w:trPr>
+        <w:tc>
+          <w:tcPr>
+            <w:tcW w:w="8494" w:type="dxa"/>
+            <w:gridSpan w:val="3"/>
+          </w:tcPr>
+          <w:p>
+            <w:r>
+              <w:t>Criterios de aceptación:</w:t>
+            </w:r>
+          </w:p>
+          <w:p>
+            <w:r>
+              <w:t>•</w:t>
+            </w:r>
+            <w:r>
+              <w:t xml:space="preserve"> </w:t>
+            </w:r>
+            <w:r>
+              <w:t>El sistema debe permitir registrar, visualizar, editar y eliminar proyectos, incluyendo información como nombre, descripción, cliente, responsable y fechas de inicio y entrega.</w:t>
+            </w:r>
+          </w:p>
+          <w:p>
+            <w:r>
+              <w:t>•</w:t>
+            </w:r>
+            <w:r>
+              <w:t xml:space="preserve"> </w:t>
+            </w:r>
+            <w:r>
+              <w:t>El sistema debe permitir registrar y gestionar las actividades de cada proyecto, indicando su prioridad, estado, responsable y tiempo estimado de realización.</w:t>
+            </w:r>
+          </w:p>
+          <w:p>
+            <w:r>
+              <w:t>•</w:t>
+            </w:r>
+            <w:r>
+              <w:t xml:space="preserve"> </w:t>
+            </w:r>
+            <w:r>
+              <w:t>El sistema debe permitir identificar y marcar actividades como prioritarias para facilitar su seguimiento.</w:t>
+            </w:r>
+          </w:p>
+          <w:p>
+            <w:r>
+              <w:t>•</w:t>
+            </w:r>
+            <w:r>
+              <w:t xml:space="preserve"> </w:t>
+            </w:r>
+            <w:r>
+              <w:t>El sistema debe permitir consultar las fechas de entrega de los proyectos y sus actividades.</w:t>
+            </w:r>
+          </w:p>
+          <w:p>
+            <w:r>
+              <w:t>•</w:t>
+            </w:r>
+            <w:r>
+              <w:t xml:space="preserve"> </w:t>
+            </w:r>
+            <w:r>
+              <w:t>El sistema debe permitir registrar el tiempo de realización de las actividades y visualizar el tiempo estimado frente al tiempo empleado.</w:t>
+            </w:r>
+          </w:p>
+        </w:tc>
+      </w:tr>
+      <w:tr>
         <w:tc>
           <w:tcPr>
             <w:tcW w:w="1129" w:type="dxa"/>
@@ -1529,12 +1740,16 @@
         </w:tc>
       </w:tr>
     </w:tbl>
-    <w:p/>
     <w:p>
       <w:pPr>
         <w:pStyle w:val="Ttulo2"/>
       </w:pPr>
       <w:bookmarkStart w:id="7" w:name="_Toc239496196"/>
+    </w:p>
+    <w:p>
+      <w:pPr>
+        <w:pStyle w:val="Ttulo2"/>
+      </w:pPr>
       <w:r>
         <w:t>HU-04</w:t>
       </w:r>
@@ -1621,13 +1836,73 @@
           </w:tcPr>
           <w:p>
             <w:r>
-              <w:t xml:space="preserve">Como </w:t>
-            </w:r>
-            <w:r>
-              <w:t>analista de procesos quiero que el proyecto incluya un módulo de inicio de sesión con una interfaz sencilla y completa para tener una experiencia de usuario más consolidada.</w:t>
+              <w:t>Como analista de procesos quiero que el proyecto incluya un módulo de inicio de sesión con una interfaz sencilla y completa para tener una experiencia de usuario más consolidada.</w:t>
             </w:r>
           </w:p>
           <w:p/>
+        </w:tc>
+      </w:tr>
+      <w:tr>
+        <w:trPr>
+          <w:trHeight w:val="547"/>
+        </w:trPr>
+        <w:tc>
+          <w:tcPr>
+            <w:tcW w:w="8494" w:type="dxa"/>
+            <w:gridSpan w:val="3"/>
+          </w:tcPr>
+          <w:p>
+            <w:r>
+              <w:t>Criterios de aceptación:</w:t>
+            </w:r>
+          </w:p>
+          <w:p>
+            <w:r>
+              <w:t>•</w:t>
+            </w:r>
+            <w:r>
+              <w:t xml:space="preserve"> </w:t>
+            </w:r>
+            <w:r>
+              <w:t>El sistema debe permitir a los usuarios iniciar sesión mediante sus credenciales, ingresando correo electrónico o usuario y contraseña.</w:t>
+            </w:r>
+          </w:p>
+          <w:p>
+            <w:r>
+              <w:t>•</w:t>
+            </w:r>
+            <w:r>
+              <w:t xml:space="preserve"> </w:t>
+            </w:r>
+            <w:r>
+              <w:t>El sistema debe validar las credenciales y mostrar un mensaje de error cuando sean incorrectas, sin permitir el acceso al sistema.</w:t>
+            </w:r>
+            <w:r>
+              <w:t xml:space="preserve"> </w:t>
+            </w:r>
+          </w:p>
+          <w:p>
+            <w:r>
+              <w:t>•</w:t>
+            </w:r>
+            <w:r>
+              <w:t xml:space="preserve"> </w:t>
+            </w:r>
+            <w:r>
+              <w:t>El sistema debe permitir el acceso únicamente a usuarios verificados y activos.</w:t>
+            </w:r>
+          </w:p>
+          <w:p>
+            <w:r>
+              <w:t>•</w:t>
+            </w:r>
+            <w:r>
+              <w:t xml:space="preserve"> </w:t>
+            </w:r>
+            <w:r>
+              <w:t>La interfaz de inicio de sesión debe ser sencilla, clara y responsive, permitiendo su uso desde diferentes dispositivos.</w:t>
+            </w:r>
+          </w:p>
         </w:tc>
       </w:tr>
       <w:tr>
@@ -1648,10 +1923,7 @@
           </w:tcPr>
           <w:p>
             <w:r>
-              <w:t xml:space="preserve">Dependencias: </w:t>
-            </w:r>
-            <w:r>
-              <w:t xml:space="preserve">Mockups y prototipos de </w:t>
+              <w:t xml:space="preserve">Dependencias: Mockups y prototipos de </w:t>
             </w:r>
             <w:proofErr w:type="spellStart"/>
             <w:r>
@@ -1663,12 +1935,21 @@
       </w:tr>
     </w:tbl>
     <w:p/>
+    <w:p/>
+    <w:p/>
+    <w:p/>
+    <w:p/>
+    <w:p/>
+    <w:p/>
+    <w:p/>
+    <w:p/>
     <w:p>
       <w:pPr>
         <w:pStyle w:val="Ttulo2"/>
       </w:pPr>
       <w:bookmarkStart w:id="8" w:name="_Toc239496197"/>
       <w:r>
+        <w:lastRenderedPageBreak/>
         <w:t>HU-05</w:t>
       </w:r>
       <w:bookmarkEnd w:id="8"/>
@@ -1754,10 +2035,7 @@
           </w:tcPr>
           <w:p>
             <w:r>
-              <w:t>Como</w:t>
-            </w:r>
-            <w:r>
-              <w:t xml:space="preserve"> diseñador de base de datos quiero que</w:t>
+              <w:t>Como diseñador de base de datos quiero que</w:t>
             </w:r>
             <w:r>
               <w:t xml:space="preserve"> la base de datos del sistema incluya un </w:t>
@@ -1775,6 +2053,94 @@
             </w:r>
           </w:p>
           <w:p/>
+        </w:tc>
+      </w:tr>
+      <w:tr>
+        <w:trPr>
+          <w:trHeight w:val="547"/>
+        </w:trPr>
+        <w:tc>
+          <w:tcPr>
+            <w:tcW w:w="8494" w:type="dxa"/>
+            <w:gridSpan w:val="3"/>
+          </w:tcPr>
+          <w:p>
+            <w:r>
+              <w:t>Criterios de aceptación:</w:t>
+            </w:r>
+          </w:p>
+          <w:p>
+            <w:r>
+              <w:t>•</w:t>
+            </w:r>
+            <w:r>
+              <w:t xml:space="preserve"> El sistema debe </w:t>
+            </w:r>
+            <w:proofErr w:type="spellStart"/>
+            <w:r>
+              <w:t>hashear</w:t>
+            </w:r>
+            <w:proofErr w:type="spellEnd"/>
+            <w:r>
+              <w:t xml:space="preserve"> automáticamente las contraseñas al momento de registrar o actualizar la contraseña de un usuario.</w:t>
+            </w:r>
+          </w:p>
+          <w:p>
+            <w:r>
+              <w:t>•</w:t>
+            </w:r>
+            <w:r>
+              <w:t xml:space="preserve"> La base de datos debe almacenar únicamente la contraseña </w:t>
+            </w:r>
+            <w:proofErr w:type="spellStart"/>
+            <w:r>
+              <w:t>hasheada</w:t>
+            </w:r>
+            <w:proofErr w:type="spellEnd"/>
+            <w:r>
+              <w:t>, evitando guardar las contraseñas en texto plano.</w:t>
+            </w:r>
+          </w:p>
+          <w:p>
+            <w:r>
+              <w:t>•</w:t>
+            </w:r>
+            <w:r>
+              <w:t xml:space="preserve"> El sistema debe poder validar las credenciales mediante el hash almacenado, permitiendo el inicio de sesión sin necesidad de recuperar la contraseña original.</w:t>
+            </w:r>
+          </w:p>
+          <w:p>
+            <w:r>
+              <w:t>•</w:t>
+            </w:r>
+            <w:r>
+              <w:t xml:space="preserve"> El proceso de </w:t>
+            </w:r>
+            <w:proofErr w:type="spellStart"/>
+            <w:r>
+              <w:t>hasheo</w:t>
+            </w:r>
+            <w:proofErr w:type="spellEnd"/>
+            <w:r>
+              <w:t xml:space="preserve"> debe utilizar un algoritmo seguro y recomendado para contraseñas, como Argon2, </w:t>
+            </w:r>
+            <w:proofErr w:type="spellStart"/>
+            <w:r>
+              <w:t>bcrypt</w:t>
+            </w:r>
+            <w:proofErr w:type="spellEnd"/>
+            <w:r>
+              <w:t xml:space="preserve"> o </w:t>
+            </w:r>
+            <w:proofErr w:type="spellStart"/>
+            <w:r>
+              <w:t>scrypt</w:t>
+            </w:r>
+            <w:proofErr w:type="spellEnd"/>
+            <w:r>
+              <w:t>.</w:t>
+            </w:r>
+          </w:p>
         </w:tc>
       </w:tr>
       <w:tr>
@@ -2056,6 +2422,7 @@
                                 <w:calendar w:val="gregorian"/>
                               </w:date>
                             </w:sdtPr>
+                            <w:sdtEndPr/>
                             <w:sdtContent>
                               <w:p>
                                 <w:pPr>
@@ -2129,6 +2496,7 @@
                           <w:calendar w:val="gregorian"/>
                         </w:date>
                       </w:sdtPr>
+                      <w:sdtEndPr/>
                       <w:sdtContent>
                         <w:p>
                           <w:pPr>
@@ -2852,7 +3220,7 @@
   <w:style w:type="paragraph" w:default="1" w:styleId="Normal">
     <w:name w:val="Normal"/>
     <w:qFormat/>
-    <w:rsid w:val="00203EEC"/>
+    <w:rsid w:val="00422116"/>
   </w:style>
   <w:style w:type="paragraph" w:styleId="Ttulo1">
     <w:name w:val="heading 1"/>
